--- a/docs/plan.docx
+++ b/docs/plan.docx
@@ -10,18 +10,6 @@
     <w:p>
       <w:r>
         <w:t>Git:</w:t>
-      </w:r>
-    </w:p>
-    <w:p>
-      <w:pPr>
-        <w:pStyle w:val="ListParagraph"/>
-        <w:numPr>
-          <w:ilvl w:val="0"/>
-          <w:numId w:val="1"/>
-        </w:numPr>
-      </w:pPr>
-      <w:r>
-        <w:t>Clean up git files</w:t>
       </w:r>
     </w:p>
     <w:p>

--- a/docs/plan.docx
+++ b/docs/plan.docx
@@ -4,7 +4,7 @@
   <w:body>
     <w:p>
       <w:r>
-        <w:t>To-do</w:t>
+        <w:t>Plan</w:t>
       </w:r>
     </w:p>
     <w:p>
@@ -21,7 +21,15 @@
         </w:numPr>
       </w:pPr>
       <w:r>
-        <w:t>Make readme and plan files</w:t>
+        <w:t>P</w:t>
+      </w:r>
+      <w:r>
+        <w:t>lan files</w:t>
+      </w:r>
+    </w:p>
+    <w:p>
+      <w:r>
+        <w:t xml:space="preserve">Dashboard: </w:t>
       </w:r>
     </w:p>
     <w:p>
@@ -33,12 +41,7 @@
         </w:numPr>
       </w:pPr>
       <w:r>
-        <w:t>Make ‘AI ready’</w:t>
-      </w:r>
-    </w:p>
-    <w:p>
-      <w:r>
-        <w:t xml:space="preserve">Dashboard: </w:t>
+        <w:t>Add equations to the dashboard and make sure I understand the objective function</w:t>
       </w:r>
     </w:p>
     <w:p>
@@ -50,7 +53,7 @@
         </w:numPr>
       </w:pPr>
       <w:r>
-        <w:t>Add equations to the dashboard and make sure I understand the objective function</w:t>
+        <w:t>Have the comparison be a delta and more easily readable</w:t>
       </w:r>
     </w:p>
     <w:p>
@@ -62,7 +65,7 @@
         </w:numPr>
       </w:pPr>
       <w:r>
-        <w:t>Have the comparison be a delta and more easily readable</w:t>
+        <w:t>Figure out why I can’t rename files</w:t>
       </w:r>
     </w:p>
     <w:p>
@@ -74,7 +77,15 @@
         </w:numPr>
       </w:pPr>
       <w:r>
-        <w:t>Figure out why I can’t rename files</w:t>
+        <w:t xml:space="preserve">Have it auto </w:t>
+      </w:r>
+      <w:proofErr w:type="gramStart"/>
+      <w:r>
+        <w:t>open</w:t>
+      </w:r>
+      <w:proofErr w:type="gramEnd"/>
+      <w:r>
+        <w:t xml:space="preserve"> after rerunning model and compare to the previous model</w:t>
       </w:r>
     </w:p>
     <w:p>
@@ -86,15 +97,7 @@
         </w:numPr>
       </w:pPr>
       <w:r>
-        <w:t xml:space="preserve">Have it auto </w:t>
-      </w:r>
-      <w:proofErr w:type="gramStart"/>
-      <w:r>
-        <w:t>open</w:t>
-      </w:r>
-      <w:proofErr w:type="gramEnd"/>
-      <w:r>
-        <w:t xml:space="preserve"> after rerunning model and compare to the previous model</w:t>
+        <w:t xml:space="preserve">Price line should line up with the bars </w:t>
       </w:r>
     </w:p>
     <w:p>
